--- a/docs/lista_louvores/Textos_Louvores/SEGUIR A CRISTO.docx
+++ b/docs/lista_louvores/Textos_Louvores/SEGUIR A CRISTO.docx
@@ -4,87 +4,86 @@
   <w:body>
     <w:p>
       <w:pPr>
-        <w:numPr>
-          <w:ilvl w:val="0"/>
-          <w:numId w:val="1"/>
-        </w:numPr>
-        <w:spacing w:before="120" w:after="120" w:line="240" w:lineRule="auto"/>
-        <w:ind w:left="360"/>
-        <w:rPr>
-          <w:rFonts w:ascii="Times New Roman" w:hAnsi="Times New Roman" w:cs="Times New Roman"/>
+        <w:pStyle w:val="Ttulo1"/>
+        <w:spacing w:after="120"/>
+        <w:rPr>
+          <w:b/>
           <w:bCs/>
-          <w:color w:val="000000"/>
-        </w:rPr>
-      </w:pPr>
-      <w:r>
-        <w:rPr>
-          <w:rFonts w:ascii="Times New Roman" w:hAnsi="Times New Roman" w:cs="Times New Roman"/>
-          <w:color w:val="000000"/>
-          <w:sz w:val="28"/>
-          <w:szCs w:val="28"/>
-        </w:rPr>
-        <w:t>Seguir a Cristo</w:t>
+        </w:rPr>
+      </w:pPr>
+      <w:r>
+        <w:rPr>
+          <w:b/>
+          <w:bCs/>
+        </w:rPr>
+        <w:t>SEGUIR A CRISTO</w:t>
       </w:r>
     </w:p>
     <w:p>
       <w:pPr>
-        <w:pStyle w:val="PargrafodaLista"/>
-        <w:numPr>
-          <w:ilvl w:val="0"/>
-          <w:numId w:val="1"/>
-        </w:numPr>
-        <w:spacing w:before="120" w:after="0"/>
-        <w:ind w:left="862" w:hanging="357"/>
-        <w:contextualSpacing w:val="0"/>
-        <w:jc w:val="left"/>
-        <w:rPr>
-          <w:rFonts w:eastAsia="Arial"/>
-          <w:color w:val="000000" w:themeColor="text1"/>
-        </w:rPr>
-      </w:pPr>
-      <w:r>
-        <w:rPr>
-          <w:rFonts w:eastAsia="Arial"/>
-          <w:color w:val="000000" w:themeColor="text1"/>
+        <w:spacing w:after="120" w:line="240" w:lineRule="auto"/>
+        <w:rPr>
+          <w:rFonts w:ascii="Times New Roman" w:eastAsia="Arial" w:hAnsi="Times New Roman" w:cs="Times New Roman"/>
+          <w:color w:val="000000" w:themeColor="text1"/>
+          <w:sz w:val="24"/>
+          <w:szCs w:val="24"/>
+        </w:rPr>
+      </w:pPr>
+      <w:r>
+        <w:rPr>
+          <w:rFonts w:ascii="Times New Roman" w:eastAsia="Arial" w:hAnsi="Times New Roman" w:cs="Times New Roman"/>
+          <w:color w:val="000000" w:themeColor="text1"/>
+          <w:sz w:val="24"/>
+          <w:szCs w:val="24"/>
         </w:rPr>
         <w:t>Seguir a Cristo, oh quanto anelo</w:t>
       </w:r>
       <w:r>
         <w:rPr>
-          <w:rFonts w:eastAsia="Arial"/>
-          <w:color w:val="000000" w:themeColor="text1"/>
+          <w:rFonts w:ascii="Times New Roman" w:eastAsia="Arial" w:hAnsi="Times New Roman" w:cs="Times New Roman"/>
+          <w:color w:val="000000" w:themeColor="text1"/>
+          <w:sz w:val="24"/>
+          <w:szCs w:val="24"/>
         </w:rPr>
         <w:br/>
         <w:t>Ter minha vida cada dia com meu Rei</w:t>
       </w:r>
       <w:r>
         <w:rPr>
-          <w:rFonts w:eastAsia="Arial"/>
-          <w:color w:val="000000" w:themeColor="text1"/>
+          <w:rFonts w:ascii="Times New Roman" w:eastAsia="Arial" w:hAnsi="Times New Roman" w:cs="Times New Roman"/>
+          <w:color w:val="000000" w:themeColor="text1"/>
+          <w:sz w:val="24"/>
+          <w:szCs w:val="24"/>
         </w:rPr>
         <w:br/>
         <w:t>Mas quão difícil é obedecê-lo;</w:t>
       </w:r>
       <w:r>
         <w:rPr>
-          <w:rFonts w:eastAsia="Arial"/>
-          <w:color w:val="000000" w:themeColor="text1"/>
+          <w:rFonts w:ascii="Times New Roman" w:eastAsia="Arial" w:hAnsi="Times New Roman" w:cs="Times New Roman"/>
+          <w:color w:val="000000" w:themeColor="text1"/>
+          <w:sz w:val="24"/>
+          <w:szCs w:val="24"/>
         </w:rPr>
         <w:br/>
         <w:t>Andar aqui como Ele mesmo quer</w:t>
       </w:r>
       <w:r>
         <w:rPr>
-          <w:rFonts w:eastAsia="Arial"/>
-          <w:color w:val="000000" w:themeColor="text1"/>
+          <w:rFonts w:ascii="Times New Roman" w:eastAsia="Arial" w:hAnsi="Times New Roman" w:cs="Times New Roman"/>
+          <w:color w:val="000000" w:themeColor="text1"/>
+          <w:sz w:val="24"/>
+          <w:szCs w:val="24"/>
         </w:rPr>
         <w:br/>
         <w:t xml:space="preserve">Sou fraco eu sei, tropeço a todo instante </w:t>
       </w:r>
       <w:r>
         <w:rPr>
-          <w:rFonts w:eastAsia="Arial"/>
-          <w:color w:val="000000" w:themeColor="text1"/>
+          <w:rFonts w:ascii="Times New Roman" w:eastAsia="Arial" w:hAnsi="Times New Roman" w:cs="Times New Roman"/>
+          <w:color w:val="000000" w:themeColor="text1"/>
+          <w:sz w:val="24"/>
+          <w:szCs w:val="24"/>
         </w:rPr>
         <w:br/>
         <w:t xml:space="preserve">Mas mesmo assim confiante estou </w:t>
@@ -92,63 +91,69 @@
     </w:p>
     <w:p>
       <w:pPr>
-        <w:pStyle w:val="PargrafodaLista"/>
-        <w:numPr>
-          <w:ilvl w:val="0"/>
-          <w:numId w:val="1"/>
-        </w:numPr>
-        <w:spacing w:before="120" w:after="0"/>
-        <w:ind w:left="862" w:hanging="357"/>
-        <w:contextualSpacing w:val="0"/>
-        <w:jc w:val="left"/>
-        <w:rPr>
-          <w:rFonts w:eastAsia="Arial"/>
-          <w:color w:val="000000" w:themeColor="text1"/>
-        </w:rPr>
-      </w:pPr>
-      <w:r>
-        <w:rPr>
-          <w:rFonts w:eastAsia="Arial"/>
-          <w:color w:val="000000" w:themeColor="text1"/>
+        <w:spacing w:after="120" w:line="240" w:lineRule="auto"/>
+        <w:rPr>
+          <w:rFonts w:ascii="Times New Roman" w:eastAsia="Arial" w:hAnsi="Times New Roman" w:cs="Times New Roman"/>
+          <w:color w:val="000000" w:themeColor="text1"/>
+          <w:sz w:val="24"/>
+          <w:szCs w:val="24"/>
+        </w:rPr>
+      </w:pPr>
+      <w:r>
+        <w:rPr>
+          <w:rFonts w:ascii="Times New Roman" w:eastAsia="Arial" w:hAnsi="Times New Roman" w:cs="Times New Roman"/>
+          <w:color w:val="000000" w:themeColor="text1"/>
+          <w:sz w:val="24"/>
+          <w:szCs w:val="24"/>
         </w:rPr>
         <w:t xml:space="preserve">Quero seguir-Te </w:t>
       </w:r>
       <w:r>
         <w:rPr>
-          <w:rFonts w:eastAsia="Arial"/>
-          <w:color w:val="000000" w:themeColor="text1"/>
+          <w:rFonts w:ascii="Times New Roman" w:eastAsia="Arial" w:hAnsi="Times New Roman" w:cs="Times New Roman"/>
+          <w:color w:val="000000" w:themeColor="text1"/>
+          <w:sz w:val="24"/>
+          <w:szCs w:val="24"/>
         </w:rPr>
         <w:br/>
         <w:t xml:space="preserve">Dentre os poucos que são Teus </w:t>
       </w:r>
       <w:r>
         <w:rPr>
-          <w:rFonts w:eastAsia="Arial"/>
-          <w:color w:val="000000" w:themeColor="text1"/>
+          <w:rFonts w:ascii="Times New Roman" w:eastAsia="Arial" w:hAnsi="Times New Roman" w:cs="Times New Roman"/>
+          <w:color w:val="000000" w:themeColor="text1"/>
+          <w:sz w:val="24"/>
+          <w:szCs w:val="24"/>
         </w:rPr>
         <w:br/>
         <w:t xml:space="preserve">Ó não permitas que meu coração </w:t>
       </w:r>
       <w:r>
         <w:rPr>
-          <w:rFonts w:eastAsia="Arial"/>
-          <w:color w:val="000000" w:themeColor="text1"/>
+          <w:rFonts w:ascii="Times New Roman" w:eastAsia="Arial" w:hAnsi="Times New Roman" w:cs="Times New Roman"/>
+          <w:color w:val="000000" w:themeColor="text1"/>
+          <w:sz w:val="24"/>
+          <w:szCs w:val="24"/>
         </w:rPr>
         <w:br/>
         <w:t>Me engane tanto ao ponto</w:t>
       </w:r>
       <w:r>
         <w:rPr>
-          <w:rFonts w:eastAsia="Arial"/>
-          <w:color w:val="000000" w:themeColor="text1"/>
+          <w:rFonts w:ascii="Times New Roman" w:eastAsia="Arial" w:hAnsi="Times New Roman" w:cs="Times New Roman"/>
+          <w:color w:val="000000" w:themeColor="text1"/>
+          <w:sz w:val="24"/>
+          <w:szCs w:val="24"/>
         </w:rPr>
         <w:br/>
         <w:t xml:space="preserve">De levar-me a ser mais um </w:t>
       </w:r>
       <w:r>
         <w:rPr>
-          <w:rFonts w:eastAsia="Arial"/>
-          <w:color w:val="000000" w:themeColor="text1"/>
+          <w:rFonts w:ascii="Times New Roman" w:eastAsia="Arial" w:hAnsi="Times New Roman" w:cs="Times New Roman"/>
+          <w:color w:val="000000" w:themeColor="text1"/>
+          <w:sz w:val="24"/>
+          <w:szCs w:val="24"/>
         </w:rPr>
         <w:br/>
         <w:t>Na grande multidão.</w:t>
@@ -156,70 +161,107 @@
     </w:p>
     <w:p>
       <w:pPr>
-        <w:pStyle w:val="PargrafodaLista"/>
-        <w:numPr>
-          <w:ilvl w:val="0"/>
-          <w:numId w:val="1"/>
-        </w:numPr>
-        <w:spacing w:before="120" w:after="0"/>
-        <w:ind w:left="862" w:hanging="357"/>
-        <w:contextualSpacing w:val="0"/>
-        <w:jc w:val="left"/>
-        <w:rPr>
-          <w:rFonts w:eastAsia="Arial"/>
+        <w:spacing w:after="120" w:line="240" w:lineRule="auto"/>
+        <w:rPr>
+          <w:rFonts w:ascii="Times New Roman" w:eastAsia="Arial" w:hAnsi="Times New Roman" w:cs="Times New Roman"/>
           <w:b/>
           <w:bCs/>
           <w:color w:val="000000" w:themeColor="text1"/>
-        </w:rPr>
-      </w:pPr>
-      <w:r>
-        <w:rPr>
-          <w:rFonts w:eastAsia="Arial"/>
+          <w:sz w:val="24"/>
+          <w:szCs w:val="24"/>
+        </w:rPr>
+      </w:pPr>
+      <w:r>
+        <w:rPr>
+          <w:rFonts w:ascii="Times New Roman" w:eastAsia="Arial" w:hAnsi="Times New Roman" w:cs="Times New Roman"/>
           <w:b/>
           <w:bCs/>
           <w:color w:val="000000" w:themeColor="text1"/>
-        </w:rPr>
-        <w:t>[REPETE TODA]</w:t>
+          <w:sz w:val="24"/>
+          <w:szCs w:val="24"/>
+        </w:rPr>
+        <w:t xml:space="preserve">[REPETE </w:t>
+      </w:r>
+      <w:r>
+        <w:rPr>
+          <w:rFonts w:ascii="Times New Roman" w:eastAsia="Arial" w:hAnsi="Times New Roman" w:cs="Times New Roman"/>
+          <w:b/>
+          <w:bCs/>
+          <w:color w:val="000000" w:themeColor="text1"/>
+          <w:sz w:val="24"/>
+          <w:szCs w:val="24"/>
+        </w:rPr>
+        <w:t>ACIMA</w:t>
+      </w:r>
+      <w:r>
+        <w:rPr>
+          <w:rFonts w:ascii="Times New Roman" w:eastAsia="Arial" w:hAnsi="Times New Roman" w:cs="Times New Roman"/>
+          <w:b/>
+          <w:bCs/>
+          <w:color w:val="000000" w:themeColor="text1"/>
+          <w:sz w:val="24"/>
+          <w:szCs w:val="24"/>
+        </w:rPr>
+        <w:t>]</w:t>
       </w:r>
     </w:p>
     <w:p>
       <w:pPr>
-        <w:pStyle w:val="PargrafodaLista"/>
-        <w:numPr>
-          <w:ilvl w:val="0"/>
-          <w:numId w:val="1"/>
-        </w:numPr>
-        <w:spacing w:before="120" w:after="0"/>
-        <w:ind w:left="862" w:hanging="357"/>
-        <w:contextualSpacing w:val="0"/>
-        <w:jc w:val="left"/>
-        <w:rPr>
-          <w:rFonts w:eastAsia="Arial"/>
-          <w:color w:val="000000" w:themeColor="text1"/>
-        </w:rPr>
-      </w:pPr>
-      <w:r>
-        <w:rPr>
-          <w:rFonts w:eastAsia="Arial"/>
-          <w:color w:val="000000" w:themeColor="text1"/>
+        <w:spacing w:after="120" w:line="240" w:lineRule="auto"/>
+        <w:rPr>
+          <w:rFonts w:ascii="Times New Roman" w:eastAsia="Arial" w:hAnsi="Times New Roman" w:cs="Times New Roman"/>
+          <w:color w:val="000000" w:themeColor="text1"/>
+          <w:sz w:val="24"/>
+          <w:szCs w:val="24"/>
+        </w:rPr>
+      </w:pPr>
+      <w:r>
+        <w:rPr>
+          <w:rFonts w:ascii="Times New Roman" w:eastAsia="Arial" w:hAnsi="Times New Roman" w:cs="Times New Roman"/>
+          <w:color w:val="000000" w:themeColor="text1"/>
+          <w:sz w:val="24"/>
+          <w:szCs w:val="24"/>
         </w:rPr>
         <w:t xml:space="preserve">De levar-me a ser mais um </w:t>
       </w:r>
       <w:r>
         <w:rPr>
-          <w:rFonts w:eastAsia="Arial"/>
-          <w:color w:val="000000" w:themeColor="text1"/>
-        </w:rPr>
-        <w:br/>
-        <w:t>Na grande multidão (2x)</w:t>
-      </w:r>
-    </w:p>
-    <w:p>
-      <w:pPr>
-        <w:rPr>
-          <w:rFonts w:ascii="Times New Roman" w:hAnsi="Times New Roman" w:cs="Times New Roman"/>
-        </w:rPr>
-      </w:pPr>
+          <w:rFonts w:ascii="Times New Roman" w:eastAsia="Arial" w:hAnsi="Times New Roman" w:cs="Times New Roman"/>
+          <w:color w:val="000000" w:themeColor="text1"/>
+          <w:sz w:val="24"/>
+          <w:szCs w:val="24"/>
+        </w:rPr>
+        <w:br/>
+        <w:t>Na grande multidão</w:t>
+      </w:r>
+      <w:r>
+        <w:rPr>
+          <w:rFonts w:ascii="Times New Roman" w:eastAsia="Arial" w:hAnsi="Times New Roman" w:cs="Times New Roman"/>
+          <w:color w:val="000000" w:themeColor="text1"/>
+          <w:sz w:val="24"/>
+          <w:szCs w:val="24"/>
+        </w:rPr>
+        <w:br/>
+      </w:r>
+      <w:r>
+        <w:rPr>
+          <w:rFonts w:ascii="Times New Roman" w:eastAsia="Arial" w:hAnsi="Times New Roman" w:cs="Times New Roman"/>
+          <w:color w:val="000000" w:themeColor="text1"/>
+          <w:sz w:val="24"/>
+          <w:szCs w:val="24"/>
+        </w:rPr>
+        <w:t xml:space="preserve">De levar-me a ser mais um </w:t>
+      </w:r>
+      <w:r>
+        <w:rPr>
+          <w:rFonts w:ascii="Times New Roman" w:eastAsia="Arial" w:hAnsi="Times New Roman" w:cs="Times New Roman"/>
+          <w:color w:val="000000" w:themeColor="text1"/>
+          <w:sz w:val="24"/>
+          <w:szCs w:val="24"/>
+        </w:rPr>
+        <w:br/>
+        <w:t>Na grande multidão</w:t>
+      </w:r>
     </w:p>
     <w:sectPr>
       <w:pgSz w:w="11906" w:h="16838"/>
@@ -751,6 +793,27 @@
     <w:name w:val="Normal"/>
     <w:qFormat/>
   </w:style>
+  <w:style w:type="paragraph" w:styleId="Ttulo1">
+    <w:name w:val="heading 1"/>
+    <w:basedOn w:val="Normal"/>
+    <w:next w:val="Normal"/>
+    <w:link w:val="Ttulo1Char"/>
+    <w:uiPriority w:val="9"/>
+    <w:qFormat/>
+    <w:rsid w:val="00B60879"/>
+    <w:pPr>
+      <w:keepNext/>
+      <w:keepLines/>
+      <w:spacing w:before="240" w:after="0"/>
+      <w:outlineLvl w:val="0"/>
+    </w:pPr>
+    <w:rPr>
+      <w:rFonts w:asciiTheme="majorHAnsi" w:eastAsiaTheme="majorEastAsia" w:hAnsiTheme="majorHAnsi" w:cstheme="majorBidi"/>
+      <w:color w:val="2F5496" w:themeColor="accent1" w:themeShade="BF"/>
+      <w:sz w:val="32"/>
+      <w:szCs w:val="32"/>
+    </w:rPr>
+  </w:style>
   <w:style w:type="character" w:default="1" w:styleId="Fontepargpadro">
     <w:name w:val="Default Paragraph Font"/>
     <w:uiPriority w:val="1"/>
@@ -798,6 +861,19 @@
       <w:sz w:val="24"/>
       <w:szCs w:val="24"/>
       <w:lang w:eastAsia="pt-BR" w:bidi="he-IL"/>
+    </w:rPr>
+  </w:style>
+  <w:style w:type="character" w:customStyle="1" w:styleId="Ttulo1Char">
+    <w:name w:val="Título 1 Char"/>
+    <w:basedOn w:val="Fontepargpadro"/>
+    <w:link w:val="Ttulo1"/>
+    <w:uiPriority w:val="9"/>
+    <w:rsid w:val="00B60879"/>
+    <w:rPr>
+      <w:rFonts w:asciiTheme="majorHAnsi" w:eastAsiaTheme="majorEastAsia" w:hAnsiTheme="majorHAnsi" w:cstheme="majorBidi"/>
+      <w:color w:val="2F5496" w:themeColor="accent1" w:themeShade="BF"/>
+      <w:sz w:val="32"/>
+      <w:szCs w:val="32"/>
     </w:rPr>
   </w:style>
 </w:styles>
